--- a/RT/РТ (УП11) пара 35 ст Ермилов Д.Е..docx
+++ b/RT/РТ (УП11) пара 35 ст Ермилов Д.Е..docx
@@ -154,7 +154,7 @@
           <w:color w:val="0F1115"/>
           <w:lang w:eastAsia="ru-RU"/>
         </w:rPr>
-        <w:t xml:space="preserve"> Ермилов Даниил Евгеньевич</w:t>
+        <w:t xml:space="preserve"> 26.10.2026</w:t>
       </w:r>
       <w:r>
         <w:rPr>
@@ -180,7 +180,7 @@
           <w:color w:val="0F1115"/>
           <w:lang w:eastAsia="ru-RU"/>
         </w:rPr>
-        <w:t xml:space="preserve"> «Парфюмерия»</w:t>
+        <w:t xml:space="preserve"> Ермилов Даниил Евгеньевич</w:t>
       </w:r>
       <w:r>
         <w:rPr>
@@ -232,7 +232,7 @@
           <w:color w:val="0F1115"/>
           <w:lang w:eastAsia="ru-RU"/>
         </w:rPr>
-        <w:t xml:space="preserve"> ____________________</w:t>
+        <w:t xml:space="preserve"> «Парфюмерия»</w:t>
       </w:r>
     </w:p>
     <w:p>
@@ -1185,6 +1185,7 @@
                 <w:szCs w:val="23"/>
                 <w:lang w:eastAsia="ru-RU"/>
               </w:rPr>
+              <w:lastRenderedPageBreak/>
               <w:t>GUI</w:t>
             </w:r>
           </w:p>
@@ -3248,7 +3249,7 @@
                 <w:szCs w:val="23"/>
                 <w:lang w:eastAsia="ru-RU"/>
               </w:rPr>
-              <w:t xml:space="preserve">Таблица </w:t>
+              <w:t>Таблица </w:t>
             </w:r>
             <w:proofErr w:type="spellStart"/>
             <w:r>
@@ -11103,7 +11104,7 @@
                 <w:szCs w:val="23"/>
                 <w:lang w:eastAsia="ru-RU"/>
               </w:rPr>
-              <w:t xml:space="preserve">Проверьте </w:t>
+              <w:t>Проверьте </w:t>
             </w:r>
             <w:r>
               <w:rPr>
@@ -11185,7 +11186,7 @@
                 <w:szCs w:val="23"/>
                 <w:lang w:eastAsia="ru-RU"/>
               </w:rPr>
-              <w:t xml:space="preserve">Нет таблицы </w:t>
+              <w:t>Нет таблицы </w:t>
             </w:r>
             <w:proofErr w:type="spellStart"/>
             <w:r>
@@ -11301,7 +11302,7 @@
                 <w:szCs w:val="23"/>
                 <w:lang w:eastAsia="ru-RU"/>
               </w:rPr>
-              <w:t xml:space="preserve">Нет </w:t>
+              <w:t>Нет </w:t>
             </w:r>
             <w:proofErr w:type="spellStart"/>
             <w:r>
@@ -11356,7 +11357,7 @@
                 <w:szCs w:val="23"/>
                 <w:lang w:eastAsia="ru-RU"/>
               </w:rPr>
-              <w:t xml:space="preserve">Добавьте </w:t>
+              <w:t>Добавьте </w:t>
             </w:r>
             <w:proofErr w:type="spellStart"/>
             <w:r>
@@ -11449,7 +11450,7 @@
                 <w:szCs w:val="23"/>
                 <w:lang w:eastAsia="ru-RU"/>
               </w:rPr>
-              <w:t xml:space="preserve">Нет </w:t>
+              <w:t>Нет </w:t>
             </w:r>
             <w:proofErr w:type="spellStart"/>
             <w:r>
@@ -11494,7 +11495,7 @@
                 <w:szCs w:val="23"/>
                 <w:lang w:eastAsia="ru-RU"/>
               </w:rPr>
-              <w:t xml:space="preserve">Добавьте </w:t>
+              <w:t>Добавьте </w:t>
             </w:r>
             <w:proofErr w:type="spellStart"/>
             <w:r>
@@ -11587,7 +11588,7 @@
                 <w:szCs w:val="23"/>
                 <w:lang w:eastAsia="ru-RU"/>
               </w:rPr>
-              <w:t xml:space="preserve">Нет </w:t>
+              <w:t>Нет </w:t>
             </w:r>
             <w:proofErr w:type="spellStart"/>
             <w:r>
@@ -11790,7 +11791,7 @@
                 <w:szCs w:val="23"/>
                 <w:lang w:val="en-US" w:eastAsia="ru-RU"/>
               </w:rPr>
-              <w:t xml:space="preserve"> </w:t>
+              <w:t> </w:t>
             </w:r>
             <w:r>
               <w:rPr>
@@ -12796,7 +12797,7 @@
                 <w:szCs w:val="23"/>
                 <w:lang w:eastAsia="ru-RU"/>
               </w:rPr>
-              <w:t xml:space="preserve">Назовите </w:t>
+              <w:t>Назовите </w:t>
             </w:r>
             <w:r>
               <w:rPr>
@@ -15777,11 +15778,11 @@
               <a:graphicData uri="http://schemas.openxmlformats.org/drawingml/2006/picture">
                 <pic:pic>
                   <pic:nvPicPr>
-                    <pic:cNvPr id="0" name="screenshot_35_2.png"/>
+                    <pic:cNvPr id="0" name="screenshot_35_3.png"/>
                     <pic:cNvPicPr/>
                   </pic:nvPicPr>
                   <pic:blipFill>
-                    <a:blip r:embed="rId12"/>
+                    <a:blip r:embed="rId13"/>
                     <a:stretch>
                       <a:fillRect/>
                     </a:stretch>
@@ -16743,11 +16744,11 @@
               <a:graphicData uri="http://schemas.openxmlformats.org/drawingml/2006/picture">
                 <pic:pic>
                   <pic:nvPicPr>
-                    <pic:cNvPr id="0" name="screenshot_35_2.png"/>
+                    <pic:cNvPr id="0" name="screenshot_35_4.png"/>
                     <pic:cNvPicPr/>
                   </pic:nvPicPr>
                   <pic:blipFill>
-                    <a:blip r:embed="rId12"/>
+                    <a:blip r:embed="rId14"/>
                     <a:stretch>
                       <a:fillRect/>
                     </a:stretch>
@@ -17518,7 +17519,7 @@
                 <w:szCs w:val="23"/>
                 <w:lang w:eastAsia="ru-RU"/>
               </w:rPr>
-              <w:t>☑</w:t>
+              <w:t>☐</w:t>
             </w:r>
             <w:r>
               <w:rPr>
@@ -17616,7 +17617,7 @@
                 <w:szCs w:val="23"/>
                 <w:lang w:eastAsia="ru-RU"/>
               </w:rPr>
-              <w:t>☑</w:t>
+              <w:t>☐</w:t>
             </w:r>
             <w:r>
               <w:rPr>
@@ -17714,7 +17715,7 @@
                 <w:szCs w:val="23"/>
                 <w:lang w:eastAsia="ru-RU"/>
               </w:rPr>
-              <w:t>☑</w:t>
+              <w:t>☐</w:t>
             </w:r>
             <w:r>
               <w:rPr>
@@ -18418,7 +18419,7 @@
                 <w:szCs w:val="23"/>
                 <w:lang w:eastAsia="ru-RU"/>
               </w:rPr>
-              <w:t>☑</w:t>
+              <w:t>☐</w:t>
             </w:r>
             <w:r>
               <w:rPr>
@@ -18516,7 +18517,7 @@
                 <w:szCs w:val="23"/>
                 <w:lang w:eastAsia="ru-RU"/>
               </w:rPr>
-              <w:t>☑</w:t>
+              <w:t>☐</w:t>
             </w:r>
             <w:r>
               <w:rPr>
@@ -18614,7 +18615,7 @@
                 <w:szCs w:val="23"/>
                 <w:lang w:eastAsia="ru-RU"/>
               </w:rPr>
-              <w:t>☑</w:t>
+              <w:t>☐</w:t>
             </w:r>
             <w:r>
               <w:rPr>
@@ -18722,11 +18723,11 @@
               <a:graphicData uri="http://schemas.openxmlformats.org/drawingml/2006/picture">
                 <pic:pic>
                   <pic:nvPicPr>
-                    <pic:cNvPr id="0" name="screenshot_35_2.png"/>
+                    <pic:cNvPr id="0" name="screenshot_35_6.png"/>
                     <pic:cNvPicPr/>
                   </pic:nvPicPr>
                   <pic:blipFill>
-                    <a:blip r:embed="rId12"/>
+                    <a:blip r:embed="rId15"/>
                     <a:stretch>
                       <a:fillRect/>
                     </a:stretch>
@@ -19241,11 +19242,11 @@
               <a:graphicData uri="http://schemas.openxmlformats.org/drawingml/2006/picture">
                 <pic:pic>
                   <pic:nvPicPr>
-                    <pic:cNvPr id="0" name="screenshot_35_7.png"/>
+                    <pic:cNvPr id="0" name="screenshot_35_2.png"/>
                     <pic:cNvPicPr/>
                   </pic:nvPicPr>
                   <pic:blipFill>
-                    <a:blip r:embed="rId13"/>
+                    <a:blip r:embed="rId12"/>
                     <a:stretch>
                       <a:fillRect/>
                     </a:stretch>
@@ -20577,7 +20578,7 @@
                 <w:szCs w:val="23"/>
                 <w:lang w:eastAsia="ru-RU"/>
               </w:rPr>
-              <w:t xml:space="preserve">Проверили таблицу </w:t>
+              <w:t>Проверили таблицу </w:t>
             </w:r>
             <w:proofErr w:type="spellStart"/>
             <w:r>
@@ -20797,7 +20798,7 @@
                 <w:szCs w:val="23"/>
                 <w:lang w:eastAsia="ru-RU"/>
               </w:rPr>
-              <w:t xml:space="preserve">Написали </w:t>
+              <w:t>Написали </w:t>
             </w:r>
             <w:proofErr w:type="spellStart"/>
             <w:r>
@@ -21017,7 +21018,7 @@
                 <w:szCs w:val="23"/>
                 <w:lang w:eastAsia="ru-RU"/>
               </w:rPr>
-              <w:t xml:space="preserve">Изменили </w:t>
+              <w:t>Изменили </w:t>
             </w:r>
             <w:r>
               <w:rPr>
@@ -21202,6 +21203,7 @@
                 <w:szCs w:val="23"/>
                 <w:lang w:eastAsia="ru-RU"/>
               </w:rPr>
+              <w:lastRenderedPageBreak/>
               <w:t>7</w:t>
             </w:r>
           </w:p>
@@ -21514,7 +21516,7 @@
           <w:color w:val="0F1115"/>
           <w:lang w:eastAsia="ru-RU"/>
         </w:rPr>
-        <w:t>☑</w:t>
+        <w:t>☐</w:t>
       </w:r>
       <w:r>
         <w:rPr>
@@ -21538,7 +21540,7 @@
           <w:color w:val="0F1115"/>
           <w:lang w:eastAsia="ru-RU"/>
         </w:rPr>
-        <w:t>☑</w:t>
+        <w:t>☐</w:t>
       </w:r>
       <w:r>
         <w:rPr>
@@ -21847,7 +21849,7 @@
                 <w:szCs w:val="23"/>
                 <w:lang w:eastAsia="ru-RU"/>
               </w:rPr>
-              <w:t xml:space="preserve">Таблица </w:t>
+              <w:t>Таблица </w:t>
             </w:r>
             <w:proofErr w:type="spellStart"/>
             <w:r>
@@ -21868,7 +21870,7 @@
                 <w:szCs w:val="23"/>
                 <w:lang w:eastAsia="ru-RU"/>
               </w:rPr>
-              <w:t xml:space="preserve"> проверена</w:t>
+              <w:t> проверена</w:t>
             </w:r>
           </w:p>
         </w:tc>
@@ -22273,7 +22275,7 @@
                 <w:szCs w:val="23"/>
                 <w:lang w:eastAsia="ru-RU"/>
               </w:rPr>
-              <w:t xml:space="preserve"> написан</w:t>
+              <w:t> написан</w:t>
             </w:r>
           </w:p>
         </w:tc>
@@ -22807,7 +22809,7 @@
                 <w:szCs w:val="23"/>
                 <w:lang w:eastAsia="ru-RU"/>
               </w:rPr>
-              <w:t xml:space="preserve"> изменён</w:t>
+              <w:t> изменён</w:t>
             </w:r>
           </w:p>
         </w:tc>
@@ -23167,6 +23169,7 @@
                 <w:szCs w:val="23"/>
                 <w:lang w:eastAsia="ru-RU"/>
               </w:rPr>
+              <w:lastRenderedPageBreak/>
               <w:t>11</w:t>
             </w:r>
           </w:p>
@@ -25330,7 +25333,7 @@
                 <w:szCs w:val="23"/>
                 <w:lang w:eastAsia="ru-RU"/>
               </w:rPr>
-              <w:t xml:space="preserve"> выложен</w:t>
+              <w:t> выложен</w:t>
             </w:r>
           </w:p>
         </w:tc>
@@ -25444,7 +25447,7 @@
                 <w:szCs w:val="23"/>
                 <w:lang w:eastAsia="ru-RU"/>
               </w:rPr>
-              <w:t xml:space="preserve"> выложен</w:t>
+              <w:t> выложен</w:t>
             </w:r>
           </w:p>
         </w:tc>
@@ -26484,6 +26487,7 @@
                 <w:shd w:val="clear" w:color="auto" w:fill="EBEEF2"/>
                 <w:lang w:eastAsia="ru-RU"/>
               </w:rPr>
+              <w:lastRenderedPageBreak/>
               <w:t>QVBoxLayout</w:t>
             </w:r>
             <w:proofErr w:type="spellEnd"/>
@@ -27151,7 +27155,7 @@
                 <w:szCs w:val="23"/>
                 <w:lang w:val="en-US" w:eastAsia="ru-RU"/>
               </w:rPr>
-              <w:t xml:space="preserve"> (</w:t>
+              <w:t> (</w:t>
             </w:r>
             <w:r>
               <w:rPr>
@@ -27169,7 +27173,7 @@
                 <w:szCs w:val="23"/>
                 <w:lang w:val="en-US" w:eastAsia="ru-RU"/>
               </w:rPr>
-              <w:t xml:space="preserve"> </w:t>
+              <w:t> </w:t>
             </w:r>
             <w:r>
               <w:rPr>
@@ -27797,7 +27801,7 @@
                 <w:szCs w:val="23"/>
                 <w:lang w:eastAsia="ru-RU"/>
               </w:rPr>
-              <w:t xml:space="preserve">Проверьте </w:t>
+              <w:t>Проверьте </w:t>
             </w:r>
             <w:r>
               <w:rPr>
@@ -27876,7 +27880,7 @@
                 <w:szCs w:val="23"/>
                 <w:lang w:eastAsia="ru-RU"/>
               </w:rPr>
-              <w:t xml:space="preserve">Нет таблицы </w:t>
+              <w:t>Нет таблицы </w:t>
             </w:r>
             <w:proofErr w:type="spellStart"/>
             <w:r>
@@ -27989,7 +27993,7 @@
                 <w:szCs w:val="23"/>
                 <w:lang w:eastAsia="ru-RU"/>
               </w:rPr>
-              <w:t xml:space="preserve">Нет </w:t>
+              <w:t>Нет </w:t>
             </w:r>
             <w:proofErr w:type="spellStart"/>
             <w:r>
@@ -28044,7 +28048,7 @@
                 <w:szCs w:val="23"/>
                 <w:lang w:eastAsia="ru-RU"/>
               </w:rPr>
-              <w:t xml:space="preserve">Добавьте </w:t>
+              <w:t>Добавьте </w:t>
             </w:r>
             <w:proofErr w:type="spellStart"/>
             <w:r>
@@ -28134,7 +28138,7 @@
                 <w:szCs w:val="23"/>
                 <w:lang w:eastAsia="ru-RU"/>
               </w:rPr>
-              <w:t xml:space="preserve">Нет </w:t>
+              <w:t>Нет </w:t>
             </w:r>
             <w:proofErr w:type="spellStart"/>
             <w:r>
@@ -28179,7 +28183,7 @@
                 <w:szCs w:val="23"/>
                 <w:lang w:eastAsia="ru-RU"/>
               </w:rPr>
-              <w:t xml:space="preserve">Добавьте </w:t>
+              <w:t>Добавьте </w:t>
             </w:r>
             <w:proofErr w:type="spellStart"/>
             <w:r>
@@ -28269,7 +28273,7 @@
                 <w:szCs w:val="23"/>
                 <w:lang w:eastAsia="ru-RU"/>
               </w:rPr>
-              <w:t xml:space="preserve">Нет </w:t>
+              <w:t>Нет </w:t>
             </w:r>
             <w:proofErr w:type="spellStart"/>
             <w:r>
@@ -28361,6 +28365,7 @@
                 <w:shd w:val="clear" w:color="auto" w:fill="EBEEF2"/>
                 <w:lang w:val="en-US" w:eastAsia="ru-RU"/>
               </w:rPr>
+              <w:lastRenderedPageBreak/>
               <w:t>ImportError</w:t>
             </w:r>
             <w:proofErr w:type="spellEnd"/>
@@ -28469,7 +28474,7 @@
                 <w:szCs w:val="23"/>
                 <w:lang w:val="en-US" w:eastAsia="ru-RU"/>
               </w:rPr>
-              <w:t xml:space="preserve"> </w:t>
+              <w:t> </w:t>
             </w:r>
             <w:r>
               <w:rPr>
